--- a/portal/files/KORbuild Crew - Roles and permissions.docx
+++ b/portal/files/KORbuild Crew - Roles and permissions.docx
@@ -1134,6 +1134,29 @@
         <w:t>In the prototype</w:t>
       </w:r>
     </w:p>
+    <w:p>
+      <w:r>
+        <w:rPr>
+          <w:b w:val="0"/>
+          <w:i w:val="0"/>
+        </w:rPr>
+        <w:t xml:space="preserve">Crew belongs to the companies that do the work (the subcontractors). A general contractor does not have Crew: it sees the subcontractors' people and hours on its jobs, in Daily, without dollar amounts (see </w:t>
+      </w:r>
+      <w:r>
+        <w:rPr>
+          <w:b w:val="0"/>
+          <w:i w:val="0"/>
+        </w:rPr>
+        <w:t>How KORbuild is organized</w:t>
+      </w:r>
+      <w:r>
+        <w:rPr>
+          <w:b w:val="0"/>
+          <w:i w:val="0"/>
+        </w:rPr>
+        <w:t>).</w:t>
+      </w:r>
+    </w:p>
     <w:tbl>
       <w:tblPr>
         <w:tblStyle w:val="TableGrid"/>
@@ -1141,14 +1164,15 @@
         <w:tblLook w:firstColumn="1" w:firstRow="1" w:lastColumn="0" w:lastRow="0" w:noHBand="0" w:noVBand="1" w:val="04A0"/>
       </w:tblPr>
       <w:tblGrid>
-        <w:gridCol w:w="3249"/>
-        <w:gridCol w:w="3249"/>
-        <w:gridCol w:w="3249"/>
+        <w:gridCol w:w="2436"/>
+        <w:gridCol w:w="2436"/>
+        <w:gridCol w:w="2436"/>
+        <w:gridCol w:w="2436"/>
       </w:tblGrid>
       <w:tr>
         <w:tc>
           <w:tcPr>
-            <w:tcW w:type="dxa" w:w="3249"/>
+            <w:tcW w:type="dxa" w:w="2436"/>
           </w:tcPr>
           <w:p>
             <w:pPr>
@@ -1167,7 +1191,26 @@
         </w:tc>
         <w:tc>
           <w:tcPr>
-            <w:tcW w:type="dxa" w:w="3249"/>
+            <w:tcW w:type="dxa" w:w="2436"/>
+          </w:tcPr>
+          <w:p>
+            <w:pPr>
+              <w:shd w:val="clear" w:color="auto" w:fill="F2F4F7"/>
+            </w:pPr>
+            <w:r/>
+            <w:r>
+              <w:rPr>
+                <w:b/>
+                <w:i w:val="0"/>
+                <w:sz w:val="18"/>
+              </w:rPr>
+              <w:t>Company</w:t>
+            </w:r>
+          </w:p>
+        </w:tc>
+        <w:tc>
+          <w:tcPr>
+            <w:tcW w:type="dxa" w:w="2436"/>
           </w:tcPr>
           <w:p>
             <w:pPr>
@@ -1186,7 +1229,7 @@
         </w:tc>
         <w:tc>
           <w:tcPr>
-            <w:tcW w:type="dxa" w:w="3249"/>
+            <w:tcW w:type="dxa" w:w="2436"/>
           </w:tcPr>
           <w:p>
             <w:pPr>
@@ -1207,7 +1250,7 @@
       <w:tr>
         <w:tc>
           <w:tcPr>
-            <w:tcW w:type="dxa" w:w="3249"/>
+            <w:tcW w:type="dxa" w:w="2436"/>
           </w:tcPr>
           <w:p>
             <w:r/>
@@ -1223,7 +1266,23 @@
         </w:tc>
         <w:tc>
           <w:tcPr>
-            <w:tcW w:type="dxa" w:w="3249"/>
+            <w:tcW w:type="dxa" w:w="2436"/>
+          </w:tcPr>
+          <w:p>
+            <w:r/>
+            <w:r>
+              <w:rPr>
+                <w:b w:val="0"/>
+                <w:i w:val="0"/>
+                <w:sz w:val="18"/>
+              </w:rPr>
+              <w:t>Ridgeline (sub)</w:t>
+            </w:r>
+          </w:p>
+        </w:tc>
+        <w:tc>
+          <w:tcPr>
+            <w:tcW w:type="dxa" w:w="2436"/>
           </w:tcPr>
           <w:p>
             <w:r/>
@@ -1239,7 +1298,7 @@
         </w:tc>
         <w:tc>
           <w:tcPr>
-            <w:tcW w:type="dxa" w:w="3249"/>
+            <w:tcW w:type="dxa" w:w="2436"/>
           </w:tcPr>
           <w:p>
             <w:r/>
@@ -1257,7 +1316,7 @@
       <w:tr>
         <w:tc>
           <w:tcPr>
-            <w:tcW w:type="dxa" w:w="3249"/>
+            <w:tcW w:type="dxa" w:w="2436"/>
           </w:tcPr>
           <w:p>
             <w:r/>
@@ -1273,7 +1332,23 @@
         </w:tc>
         <w:tc>
           <w:tcPr>
-            <w:tcW w:type="dxa" w:w="3249"/>
+            <w:tcW w:type="dxa" w:w="2436"/>
+          </w:tcPr>
+          <w:p>
+            <w:r/>
+            <w:r>
+              <w:rPr>
+                <w:b w:val="0"/>
+                <w:i w:val="0"/>
+                <w:sz w:val="18"/>
+              </w:rPr>
+              <w:t>Ridgeline (sub)</w:t>
+            </w:r>
+          </w:p>
+        </w:tc>
+        <w:tc>
+          <w:tcPr>
+            <w:tcW w:type="dxa" w:w="2436"/>
           </w:tcPr>
           <w:p>
             <w:r/>
@@ -1289,7 +1364,7 @@
         </w:tc>
         <w:tc>
           <w:tcPr>
-            <w:tcW w:type="dxa" w:w="3249"/>
+            <w:tcW w:type="dxa" w:w="2436"/>
           </w:tcPr>
           <w:p>
             <w:r/>
@@ -1331,7 +1406,7 @@
       <w:tr>
         <w:tc>
           <w:tcPr>
-            <w:tcW w:type="dxa" w:w="3249"/>
+            <w:tcW w:type="dxa" w:w="2436"/>
           </w:tcPr>
           <w:p>
             <w:r/>
@@ -1341,13 +1416,29 @@
                 <w:i w:val="0"/>
                 <w:sz w:val="18"/>
               </w:rPr>
-              <w:t>Ana Ribeiro</w:t>
+              <w:t>Sandra Lopes</w:t>
             </w:r>
           </w:p>
         </w:tc>
         <w:tc>
           <w:tcPr>
-            <w:tcW w:type="dxa" w:w="3249"/>
+            <w:tcW w:type="dxa" w:w="2436"/>
+          </w:tcPr>
+          <w:p>
+            <w:r/>
+            <w:r>
+              <w:rPr>
+                <w:b w:val="0"/>
+                <w:i w:val="0"/>
+                <w:sz w:val="18"/>
+              </w:rPr>
+              <w:t>Ridgeline (sub)</w:t>
+            </w:r>
+          </w:p>
+        </w:tc>
+        <w:tc>
+          <w:tcPr>
+            <w:tcW w:type="dxa" w:w="2436"/>
           </w:tcPr>
           <w:p>
             <w:r/>
@@ -1363,7 +1454,7 @@
         </w:tc>
         <w:tc>
           <w:tcPr>
-            <w:tcW w:type="dxa" w:w="3249"/>
+            <w:tcW w:type="dxa" w:w="2436"/>
           </w:tcPr>
           <w:p>
             <w:r/>
@@ -1413,7 +1504,7 @@
       <w:tr>
         <w:tc>
           <w:tcPr>
-            <w:tcW w:type="dxa" w:w="3249"/>
+            <w:tcW w:type="dxa" w:w="2436"/>
           </w:tcPr>
           <w:p>
             <w:r/>
@@ -1429,7 +1520,23 @@
         </w:tc>
         <w:tc>
           <w:tcPr>
-            <w:tcW w:type="dxa" w:w="3249"/>
+            <w:tcW w:type="dxa" w:w="2436"/>
+          </w:tcPr>
+          <w:p>
+            <w:r/>
+            <w:r>
+              <w:rPr>
+                <w:b w:val="0"/>
+                <w:i w:val="0"/>
+                <w:sz w:val="18"/>
+              </w:rPr>
+              <w:t>Ridgeline (sub)</w:t>
+            </w:r>
+          </w:p>
+        </w:tc>
+        <w:tc>
+          <w:tcPr>
+            <w:tcW w:type="dxa" w:w="2436"/>
           </w:tcPr>
           <w:p>
             <w:r/>
@@ -1445,7 +1552,7 @@
         </w:tc>
         <w:tc>
           <w:tcPr>
-            <w:tcW w:type="dxa" w:w="3249"/>
+            <w:tcW w:type="dxa" w:w="2436"/>
           </w:tcPr>
           <w:p>
             <w:r/>
@@ -1456,6 +1563,72 @@
                 <w:sz w:val="18"/>
               </w:rPr>
               <w:t>The office without Settings (not on the sign-in list)</w:t>
+            </w:r>
+          </w:p>
+        </w:tc>
+      </w:tr>
+      <w:tr>
+        <w:tc>
+          <w:tcPr>
+            <w:tcW w:type="dxa" w:w="2436"/>
+          </w:tcPr>
+          <w:p>
+            <w:r/>
+            <w:r>
+              <w:rPr>
+                <w:b w:val="0"/>
+                <w:i w:val="0"/>
+                <w:sz w:val="18"/>
+              </w:rPr>
+              <w:t>Tom Reilly</w:t>
+            </w:r>
+          </w:p>
+        </w:tc>
+        <w:tc>
+          <w:tcPr>
+            <w:tcW w:type="dxa" w:w="2436"/>
+          </w:tcPr>
+          <w:p>
+            <w:r/>
+            <w:r>
+              <w:rPr>
+                <w:b w:val="0"/>
+                <w:i w:val="0"/>
+                <w:sz w:val="18"/>
+              </w:rPr>
+              <w:t>Northfield (sub)</w:t>
+            </w:r>
+          </w:p>
+        </w:tc>
+        <w:tc>
+          <w:tcPr>
+            <w:tcW w:type="dxa" w:w="2436"/>
+          </w:tcPr>
+          <w:p>
+            <w:r/>
+            <w:r>
+              <w:rPr>
+                <w:b w:val="0"/>
+                <w:i w:val="0"/>
+                <w:sz w:val="18"/>
+              </w:rPr>
+              <w:t>Admin</w:t>
+            </w:r>
+          </w:p>
+        </w:tc>
+        <w:tc>
+          <w:tcPr>
+            <w:tcW w:type="dxa" w:w="2436"/>
+          </w:tcPr>
+          <w:p>
+            <w:r/>
+            <w:r>
+              <w:rPr>
+                <w:b w:val="0"/>
+                <w:i w:val="0"/>
+                <w:sz w:val="18"/>
+              </w:rPr>
+              <w:t>A second sub with its own crew, timesheets and costs</w:t>
             </w:r>
           </w:p>
         </w:tc>
